--- a/docs/trabalhoC1ProjetoOO.docx
+++ b/docs/trabalhoC1ProjetoOO.docx
@@ -44,39 +44,7 @@
         <w:spacing w:after="40"/>
       </w:pPr>
       <w:r>
-        <w:t>Gabriel Fanchiotti</w:t>
-      </w:r>
-    </w:p>
-    <w:p>
-      <w:pPr>
-        <w:spacing w:after="40"/>
-      </w:pPr>
-      <w:r>
-        <w:t>[NOME DO ALUNO 2]</w:t>
-      </w:r>
-    </w:p>
-    <w:p>
-      <w:pPr>
-        <w:spacing w:after="40"/>
-      </w:pPr>
-      <w:r>
-        <w:t>[NOME DO ALUNO 3]</w:t>
-      </w:r>
-    </w:p>
-    <w:p>
-      <w:pPr>
-        <w:spacing w:after="40"/>
-      </w:pPr>
-      <w:r>
-        <w:t>[NOME DO ALUNO 4]</w:t>
-      </w:r>
-    </w:p>
-    <w:p>
-      <w:pPr>
-        <w:spacing w:after="40"/>
-      </w:pPr>
-      <w:r>
-        <w:t>[NOME DO ALUNO 5]</w:t>
+        <w:t>Gabriel Dazilio Fanchiotti</w:t>
       </w:r>
     </w:p>
     <w:p/>
@@ -267,7 +235,7 @@
           <w:color w:val="595959"/>
           <w:sz w:val="20"/>
         </w:rPr>
-        <w:t>Para os alunos de Jogos: Descrever, EM NO MÍNIMO MEIA PÁGINA (OBRIGATORIAMENTE), como será o cenário/script/roteiro do jogo que será desenvolvido, ou seja, o seu escopo.</w:t>
+        <w:t>Para alunos de SI/TADS/CC: Descrever, EM NO MÍNIMO MEIA PÁGINA (OBRIGATORIAMENTE), o mini-mundo que o sistema atenderá, ou seja, descrever aqui como é o funcionamento da área de negócio (o processo de negócio) que será atendida pelo sistema.</w:t>
       </w:r>
     </w:p>
     <w:p>
